--- a/Cybersecurity/Semestr_II/BwST/LAB2/Trojan_Wilk_Zmiendak_LAB2.docx
+++ b/Cybersecurity/Semestr_II/BwST/LAB2/Trojan_Wilk_Zmiendak_LAB2.docx
@@ -406,7 +406,7 @@
         <mc:AlternateContent>
           <mc:Choice Requires="wps">
             <w:drawing>
-              <wp:anchor distT="0" distB="0" distL="114300" distR="114300" simplePos="0" relativeHeight="251661312" behindDoc="0" locked="0" layoutInCell="1" allowOverlap="1" wp14:anchorId="272D62BA" wp14:editId="66C07141">
+              <wp:anchor distT="0" distB="0" distL="114300" distR="114300" simplePos="0" relativeHeight="251661312" behindDoc="0" locked="0" layoutInCell="1" allowOverlap="1" wp14:anchorId="272D62BA" wp14:editId="3E5CC40A">
                 <wp:simplePos x="0" y="0"/>
                 <wp:positionH relativeFrom="margin">
                   <wp:posOffset>784225</wp:posOffset>
@@ -414,8 +414,8 @@
                 <wp:positionV relativeFrom="paragraph">
                   <wp:posOffset>183515</wp:posOffset>
                 </wp:positionV>
-                <wp:extent cx="4181475" cy="1135380"/>
-                <wp:effectExtent l="0" t="0" r="9525" b="7620"/>
+                <wp:extent cx="4181475" cy="1356360"/>
+                <wp:effectExtent l="0" t="0" r="9525" b="0"/>
                 <wp:wrapNone/>
                 <wp:docPr id="681658282" name="Pole tekstowe 16"/>
                 <wp:cNvGraphicFramePr>
@@ -430,7 +430,7 @@
                       <wps:spPr bwMode="auto">
                         <a:xfrm>
                           <a:off x="0" y="0"/>
-                          <a:ext cx="4181475" cy="1135380"/>
+                          <a:ext cx="4181475" cy="1356360"/>
                         </a:xfrm>
                         <a:prstGeom prst="rect">
                           <a:avLst/>
@@ -447,6 +447,26 @@
                       </wps:spPr>
                       <wps:txbx>
                         <w:txbxContent>
+                          <w:p>
+                            <w:pPr>
+                              <w:jc w:val="center"/>
+                              <w:rPr>
+                                <w:rFonts w:ascii="Arial" w:hAnsi="Arial" w:cs="Arial"/>
+                                <w:b/>
+                                <w:sz w:val="28"/>
+                                <w:szCs w:val="28"/>
+                              </w:rPr>
+                            </w:pPr>
+                            <w:r>
+                              <w:rPr>
+                                <w:rFonts w:ascii="Arial" w:hAnsi="Arial" w:cs="Arial"/>
+                                <w:b/>
+                                <w:sz w:val="28"/>
+                                <w:szCs w:val="28"/>
+                              </w:rPr>
+                              <w:t>Grupa GL_04</w:t>
+                            </w:r>
+                          </w:p>
                           <w:p>
                             <w:pPr>
                               <w:jc w:val="center"/>
@@ -597,9 +617,29 @@
                 <v:stroke joinstyle="miter"/>
                 <v:path gradientshapeok="t" o:connecttype="rect"/>
               </v:shapetype>
-              <v:shape id="Pole tekstowe 16" o:spid="_x0000_s1028" type="#_x0000_t202" style="position:absolute;margin-left:61.75pt;margin-top:14.45pt;width:329.25pt;height:89.4pt;z-index:251661312;visibility:visible;mso-wrap-style:square;mso-width-percent:0;mso-height-percent:0;mso-wrap-distance-left:9pt;mso-wrap-distance-top:0;mso-wrap-distance-right:9pt;mso-wrap-distance-bottom:0;mso-position-horizontal:absolute;mso-position-horizontal-relative:margin;mso-position-vertical:absolute;mso-position-vertical-relative:text;mso-width-percent:0;mso-height-percent:0;mso-width-relative:margin;mso-height-relative:margin;v-text-anchor:top" o:gfxdata="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" stroked="f">
+              <v:shape id="Pole tekstowe 16" o:spid="_x0000_s1028" type="#_x0000_t202" style="position:absolute;margin-left:61.75pt;margin-top:14.45pt;width:329.25pt;height:106.8pt;z-index:251661312;visibility:visible;mso-wrap-style:square;mso-width-percent:0;mso-height-percent:0;mso-wrap-distance-left:9pt;mso-wrap-distance-top:0;mso-wrap-distance-right:9pt;mso-wrap-distance-bottom:0;mso-position-horizontal:absolute;mso-position-horizontal-relative:margin;mso-position-vertical:absolute;mso-position-vertical-relative:text;mso-width-percent:0;mso-height-percent:0;mso-width-relative:margin;mso-height-relative:margin;v-text-anchor:top" o:gfxdata="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" stroked="f">
                 <v:textbox>
                   <w:txbxContent>
+                    <w:p>
+                      <w:pPr>
+                        <w:jc w:val="center"/>
+                        <w:rPr>
+                          <w:rFonts w:ascii="Arial" w:hAnsi="Arial" w:cs="Arial"/>
+                          <w:b/>
+                          <w:sz w:val="28"/>
+                          <w:szCs w:val="28"/>
+                        </w:rPr>
+                      </w:pPr>
+                      <w:r>
+                        <w:rPr>
+                          <w:rFonts w:ascii="Arial" w:hAnsi="Arial" w:cs="Arial"/>
+                          <w:b/>
+                          <w:sz w:val="28"/>
+                          <w:szCs w:val="28"/>
+                        </w:rPr>
+                        <w:t>Grupa GL_04</w:t>
+                      </w:r>
+                    </w:p>
                     <w:p>
                       <w:pPr>
                         <w:jc w:val="center"/>
@@ -739,6 +779,7 @@
     <w:p/>
     <w:p/>
     <w:p/>
+    <w:p/>
     <w:p>
       <w:r>
         <w:rPr>
@@ -747,16 +788,16 @@
         <mc:AlternateContent>
           <mc:Choice Requires="wps">
             <w:drawing>
-              <wp:anchor distT="0" distB="0" distL="114300" distR="114300" simplePos="0" relativeHeight="251663360" behindDoc="0" locked="0" layoutInCell="1" allowOverlap="1" wp14:anchorId="3300D794" wp14:editId="1A63C65A">
+              <wp:anchor distT="0" distB="0" distL="114300" distR="114300" simplePos="0" relativeHeight="251663360" behindDoc="0" locked="0" layoutInCell="1" allowOverlap="1" wp14:anchorId="3300D794" wp14:editId="42225BC5">
                 <wp:simplePos x="0" y="0"/>
                 <wp:positionH relativeFrom="margin">
                   <wp:align>center</wp:align>
                 </wp:positionH>
                 <wp:positionV relativeFrom="paragraph">
-                  <wp:posOffset>88900</wp:posOffset>
+                  <wp:posOffset>7620</wp:posOffset>
                 </wp:positionV>
-                <wp:extent cx="4423410" cy="922020"/>
-                <wp:effectExtent l="0" t="0" r="0" b="0"/>
+                <wp:extent cx="4423410" cy="510540"/>
+                <wp:effectExtent l="0" t="0" r="0" b="3810"/>
                 <wp:wrapNone/>
                 <wp:docPr id="1255984491" name="Pole tekstowe 13"/>
                 <wp:cNvGraphicFramePr>
@@ -771,7 +812,7 @@
                       <wps:spPr bwMode="auto">
                         <a:xfrm>
                           <a:off x="0" y="0"/>
-                          <a:ext cx="4423410" cy="922020"/>
+                          <a:ext cx="4423410" cy="510540"/>
                         </a:xfrm>
                         <a:prstGeom prst="rect">
                           <a:avLst/>
@@ -788,37 +829,6 @@
                       </wps:spPr>
                       <wps:txbx>
                         <w:txbxContent>
-                          <w:p>
-                            <w:pPr>
-                              <w:jc w:val="center"/>
-                              <w:rPr>
-                                <w:rFonts w:ascii="Arial" w:hAnsi="Arial" w:cs="Arial"/>
-                                <w:b/>
-                                <w:bCs/>
-                                <w:sz w:val="32"/>
-                                <w:szCs w:val="32"/>
-                              </w:rPr>
-                            </w:pPr>
-                            <w:r>
-                              <w:rPr>
-                                <w:rFonts w:ascii="Arial" w:hAnsi="Arial" w:cs="Arial"/>
-                                <w:b/>
-                                <w:sz w:val="32"/>
-                                <w:szCs w:val="32"/>
-                              </w:rPr>
-                              <w:t xml:space="preserve"> </w:t>
-                            </w:r>
-                            <w:r>
-                              <w:rPr>
-                                <w:rFonts w:ascii="Arial" w:hAnsi="Arial" w:cs="Arial"/>
-                                <w:b/>
-                                <w:bCs/>
-                                <w:sz w:val="32"/>
-                                <w:szCs w:val="32"/>
-                              </w:rPr>
-                              <w:t>Sprawozdanie</w:t>
-                            </w:r>
-                          </w:p>
                           <w:p>
                             <w:pPr>
                               <w:jc w:val="center"/>
@@ -869,44 +879,9 @@
           </mc:Choice>
           <mc:Fallback>
             <w:pict>
-              <v:shapetype w14:anchorId="3300D794" id="_x0000_t202" coordsize="21600,21600" o:spt="202" path="m,l,21600r21600,l21600,xe">
-                <v:stroke joinstyle="miter"/>
-                <v:path gradientshapeok="t" o:connecttype="rect"/>
-              </v:shapetype>
-              <v:shape id="Pole tekstowe 13" o:spid="_x0000_s1029" type="#_x0000_t202" style="position:absolute;margin-left:0;margin-top:7pt;width:348.3pt;height:72.6pt;z-index:251663360;visibility:visible;mso-wrap-style:square;mso-width-percent:0;mso-height-percent:0;mso-wrap-distance-left:9pt;mso-wrap-distance-top:0;mso-wrap-distance-right:9pt;mso-wrap-distance-bottom:0;mso-position-horizontal:center;mso-position-horizontal-relative:margin;mso-position-vertical:absolute;mso-position-vertical-relative:text;mso-width-percent:0;mso-height-percent:0;mso-width-relative:margin;mso-height-relative:margin;v-text-anchor:top" o:gfxdata="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" stroked="f">
+              <v:shape w14:anchorId="3300D794" id="Pole tekstowe 13" o:spid="_x0000_s1029" type="#_x0000_t202" style="position:absolute;margin-left:0;margin-top:.6pt;width:348.3pt;height:40.2pt;z-index:251663360;visibility:visible;mso-wrap-style:square;mso-width-percent:0;mso-height-percent:0;mso-wrap-distance-left:9pt;mso-wrap-distance-top:0;mso-wrap-distance-right:9pt;mso-wrap-distance-bottom:0;mso-position-horizontal:center;mso-position-horizontal-relative:margin;mso-position-vertical:absolute;mso-position-vertical-relative:text;mso-width-percent:0;mso-height-percent:0;mso-width-relative:margin;mso-height-relative:margin;v-text-anchor:top" o:gfxdata="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" stroked="f">
                 <v:textbox>
                   <w:txbxContent>
-                    <w:p>
-                      <w:pPr>
-                        <w:jc w:val="center"/>
-                        <w:rPr>
-                          <w:rFonts w:ascii="Arial" w:hAnsi="Arial" w:cs="Arial"/>
-                          <w:b/>
-                          <w:bCs/>
-                          <w:sz w:val="32"/>
-                          <w:szCs w:val="32"/>
-                        </w:rPr>
-                      </w:pPr>
-                      <w:r>
-                        <w:rPr>
-                          <w:rFonts w:ascii="Arial" w:hAnsi="Arial" w:cs="Arial"/>
-                          <w:b/>
-                          <w:sz w:val="32"/>
-                          <w:szCs w:val="32"/>
-                        </w:rPr>
-                        <w:t xml:space="preserve"> </w:t>
-                      </w:r>
-                      <w:r>
-                        <w:rPr>
-                          <w:rFonts w:ascii="Arial" w:hAnsi="Arial" w:cs="Arial"/>
-                          <w:b/>
-                          <w:bCs/>
-                          <w:sz w:val="32"/>
-                          <w:szCs w:val="32"/>
-                        </w:rPr>
-                        <w:t>Sprawozdanie</w:t>
-                      </w:r>
-                    </w:p>
                     <w:p>
                       <w:pPr>
                         <w:jc w:val="center"/>
@@ -949,8 +924,6 @@
     </w:p>
     <w:p/>
     <w:p/>
-    <w:p/>
-    <w:p/>
     <w:p>
       <w:pPr>
         <w:rPr>
@@ -969,7 +942,73 @@
           <w:sz w:val="32"/>
           <w:szCs w:val="32"/>
         </w:rPr>
-        <w:t>Wstęp Teoretyczny</w:t>
+        <w:t>Wstęp</w:t>
+      </w:r>
+    </w:p>
+    <w:p>
+      <w:pPr>
+        <w:jc w:val="both"/>
+        <w:rPr>
+          <w:rFonts w:ascii="Arial" w:hAnsi="Arial" w:cs="Arial"/>
+          <w:sz w:val="28"/>
+          <w:szCs w:val="28"/>
+        </w:rPr>
+      </w:pPr>
+      <w:r>
+        <w:rPr>
+          <w:rFonts w:ascii="Arial" w:hAnsi="Arial" w:cs="Arial"/>
+          <w:sz w:val="28"/>
+          <w:szCs w:val="28"/>
+        </w:rPr>
+        <w:t>Celem laboratorium</w:t>
+      </w:r>
+      <w:r>
+        <w:rPr>
+          <w:rFonts w:ascii="Arial" w:hAnsi="Arial" w:cs="Arial"/>
+          <w:sz w:val="28"/>
+          <w:szCs w:val="28"/>
+        </w:rPr>
+        <w:t xml:space="preserve"> jest</w:t>
+      </w:r>
+      <w:r>
+        <w:rPr>
+          <w:rFonts w:ascii="Arial" w:hAnsi="Arial" w:cs="Arial"/>
+          <w:sz w:val="28"/>
+          <w:szCs w:val="28"/>
+        </w:rPr>
+        <w:t xml:space="preserve"> z</w:t>
+      </w:r>
+      <w:r>
+        <w:rPr>
+          <w:rFonts w:ascii="Arial" w:hAnsi="Arial" w:cs="Arial"/>
+          <w:sz w:val="28"/>
+          <w:szCs w:val="28"/>
+        </w:rPr>
+        <w:t>apoznanie się z metodami analizy i monitorowania ruchu sieciowego</w:t>
+      </w:r>
+      <w:r>
+        <w:rPr>
+          <w:rFonts w:ascii="Arial" w:hAnsi="Arial" w:cs="Arial"/>
+          <w:sz w:val="28"/>
+          <w:szCs w:val="28"/>
+        </w:rPr>
+        <w:t xml:space="preserve"> </w:t>
+      </w:r>
+      <w:r>
+        <w:rPr>
+          <w:rFonts w:ascii="Arial" w:hAnsi="Arial" w:cs="Arial"/>
+          <w:sz w:val="28"/>
+          <w:szCs w:val="28"/>
+        </w:rPr>
+        <w:t>przy użyciu programu Wireshark</w:t>
+      </w:r>
+      <w:r>
+        <w:rPr>
+          <w:rFonts w:ascii="Arial" w:hAnsi="Arial" w:cs="Arial"/>
+          <w:sz w:val="28"/>
+          <w:szCs w:val="28"/>
+        </w:rPr>
+        <w:t>.</w:t>
       </w:r>
     </w:p>
     <w:p>
@@ -997,12 +1036,359 @@
       <w:pPr>
         <w:rPr>
           <w:rFonts w:ascii="Arial" w:hAnsi="Arial" w:cs="Arial"/>
+          <w:sz w:val="28"/>
+          <w:szCs w:val="28"/>
+        </w:rPr>
+      </w:pPr>
+      <w:r>
+        <w:rPr>
+          <w:rFonts w:ascii="Arial" w:hAnsi="Arial" w:cs="Arial"/>
+          <w:sz w:val="28"/>
+          <w:szCs w:val="28"/>
+        </w:rPr>
+        <w:t>Do wykonania zadania posłużymy się maszynami:</w:t>
+      </w:r>
+    </w:p>
+    <w:p>
+      <w:pPr>
+        <w:rPr>
+          <w:rFonts w:ascii="Arial" w:hAnsi="Arial" w:cs="Arial"/>
+          <w:sz w:val="28"/>
+          <w:szCs w:val="28"/>
+        </w:rPr>
+      </w:pPr>
+      <w:r>
+        <w:rPr>
+          <w:rFonts w:ascii="Arial" w:hAnsi="Arial" w:cs="Arial"/>
+          <w:sz w:val="28"/>
+          <w:szCs w:val="28"/>
+        </w:rPr>
+        <w:t>- VyOS służący za bramę sieciową,</w:t>
+      </w:r>
+      <w:r>
+        <w:rPr>
+          <w:rFonts w:ascii="Arial" w:hAnsi="Arial" w:cs="Arial"/>
+          <w:sz w:val="28"/>
+          <w:szCs w:val="28"/>
+        </w:rPr>
+        <w:br/>
+        <w:t>- Atakujący1 z pods</w:t>
+      </w:r>
+      <w:r>
+        <w:rPr>
+          <w:rFonts w:ascii="Arial" w:hAnsi="Arial" w:cs="Arial"/>
+          <w:sz w:val="28"/>
+          <w:szCs w:val="28"/>
+        </w:rPr>
+        <w:t>łu</w:t>
+      </w:r>
+      <w:r>
+        <w:rPr>
+          <w:rFonts w:ascii="Arial" w:hAnsi="Arial" w:cs="Arial"/>
+          <w:sz w:val="28"/>
+          <w:szCs w:val="28"/>
+        </w:rPr>
+        <w:t>chującym Wiresharkiem,</w:t>
+      </w:r>
+      <w:r>
+        <w:rPr>
+          <w:rFonts w:ascii="Arial" w:hAnsi="Arial" w:cs="Arial"/>
+          <w:sz w:val="28"/>
+          <w:szCs w:val="28"/>
+        </w:rPr>
+        <w:br/>
+        <w:t>- Klient1 oraz Serwer1 wymieniające się zapytaniami</w:t>
+      </w:r>
+      <w:r>
+        <w:rPr>
+          <w:rFonts w:ascii="Arial" w:hAnsi="Arial" w:cs="Arial"/>
+          <w:sz w:val="28"/>
+          <w:szCs w:val="28"/>
+        </w:rPr>
+        <w:t>.</w:t>
+      </w:r>
+    </w:p>
+    <w:p>
+      <w:pPr>
+        <w:rPr>
+          <w:rFonts w:ascii="Arial" w:hAnsi="Arial" w:cs="Arial"/>
+          <w:sz w:val="28"/>
+          <w:szCs w:val="28"/>
+        </w:rPr>
+      </w:pPr>
+      <w:r>
+        <w:rPr>
+          <w:rFonts w:ascii="Arial" w:hAnsi="Arial" w:cs="Arial"/>
+          <w:sz w:val="28"/>
+          <w:szCs w:val="28"/>
+        </w:rPr>
+        <w:t>Na maszynie Atakujący1 uruchamiamy Wireshark</w:t>
+      </w:r>
+      <w:r>
+        <w:rPr>
+          <w:rFonts w:ascii="Arial" w:hAnsi="Arial" w:cs="Arial"/>
+          <w:sz w:val="28"/>
+          <w:szCs w:val="28"/>
+        </w:rPr>
+        <w:t>,</w:t>
+      </w:r>
+      <w:r>
+        <w:rPr>
+          <w:rFonts w:ascii="Arial" w:hAnsi="Arial" w:cs="Arial"/>
+          <w:sz w:val="28"/>
+          <w:szCs w:val="28"/>
+        </w:rPr>
+        <w:t xml:space="preserve"> a następnie wybieramy sieć ens33.</w:t>
+      </w:r>
+      <w:r>
+        <w:rPr>
+          <w:rFonts w:ascii="Arial" w:hAnsi="Arial" w:cs="Arial"/>
+          <w:sz w:val="28"/>
+          <w:szCs w:val="28"/>
+        </w:rPr>
+        <w:t xml:space="preserve"> </w:t>
+      </w:r>
+      <w:r>
+        <w:rPr>
+          <w:rFonts w:ascii="Arial" w:hAnsi="Arial" w:cs="Arial"/>
+          <w:sz w:val="28"/>
+          <w:szCs w:val="28"/>
+        </w:rPr>
+        <w:t>Wywołujemy parę testowych komend w celu przechwycenia wysyłanych pakietów danych. Przykład z</w:t>
+      </w:r>
+      <w:r>
+        <w:rPr>
+          <w:rFonts w:ascii="Arial" w:hAnsi="Arial" w:cs="Arial"/>
+          <w:sz w:val="28"/>
+          <w:szCs w:val="28"/>
+        </w:rPr>
+        <w:t xml:space="preserve"> PING</w:t>
+      </w:r>
+      <w:r>
+        <w:rPr>
+          <w:rFonts w:ascii="Arial" w:hAnsi="Arial" w:cs="Arial"/>
+          <w:sz w:val="28"/>
+          <w:szCs w:val="28"/>
+        </w:rPr>
+        <w:t>:</w:t>
+      </w:r>
+    </w:p>
+    <w:p>
+      <w:pPr>
+        <w:jc w:val="both"/>
+        <w:rPr>
+          <w:rFonts w:ascii="Arial" w:hAnsi="Arial" w:cs="Arial"/>
+          <w:sz w:val="28"/>
+          <w:szCs w:val="28"/>
+        </w:rPr>
+      </w:pPr>
+      <w:r>
+        <w:rPr>
+          <w:rFonts w:ascii="Arial" w:hAnsi="Arial" w:cs="Arial"/>
+          <w:sz w:val="28"/>
+          <w:szCs w:val="28"/>
+        </w:rPr>
+        <w:drawing>
+          <wp:inline distT="0" distB="0" distL="0" distR="0" wp14:anchorId="129CED8B" wp14:editId="33B918E9">
+            <wp:extent cx="4175760" cy="1769818"/>
+            <wp:effectExtent l="0" t="0" r="0" b="1905"/>
+            <wp:docPr id="2111928470" name="Obraz 1"/>
+            <wp:cNvGraphicFramePr>
+              <a:graphicFrameLocks xmlns:a="http://schemas.openxmlformats.org/drawingml/2006/main" noChangeAspect="1"/>
+            </wp:cNvGraphicFramePr>
+            <a:graphic xmlns:a="http://schemas.openxmlformats.org/drawingml/2006/main">
+              <a:graphicData uri="http://schemas.openxmlformats.org/drawingml/2006/picture">
+                <pic:pic xmlns:pic="http://schemas.openxmlformats.org/drawingml/2006/picture">
+                  <pic:nvPicPr>
+                    <pic:cNvPr id="2111928470" name=""/>
+                    <pic:cNvPicPr/>
+                  </pic:nvPicPr>
+                  <pic:blipFill>
+                    <a:blip r:embed="rId6"/>
+                    <a:stretch>
+                      <a:fillRect/>
+                    </a:stretch>
+                  </pic:blipFill>
+                  <pic:spPr>
+                    <a:xfrm>
+                      <a:off x="0" y="0"/>
+                      <a:ext cx="4215317" cy="1786584"/>
+                    </a:xfrm>
+                    <a:prstGeom prst="rect">
+                      <a:avLst/>
+                    </a:prstGeom>
+                  </pic:spPr>
+                </pic:pic>
+              </a:graphicData>
+            </a:graphic>
+          </wp:inline>
+        </w:drawing>
+      </w:r>
+    </w:p>
+    <w:p>
+      <w:pPr>
+        <w:rPr>
+          <w:rFonts w:ascii="Arial" w:hAnsi="Arial" w:cs="Arial"/>
+          <w:sz w:val="28"/>
+          <w:szCs w:val="28"/>
+        </w:rPr>
+      </w:pPr>
+      <w:r>
+        <w:rPr>
+          <w:rFonts w:ascii="Arial" w:hAnsi="Arial" w:cs="Arial"/>
+          <w:sz w:val="28"/>
+          <w:szCs w:val="28"/>
+        </w:rPr>
+        <w:lastRenderedPageBreak/>
+        <w:t>Kolejną testowaną komendą jest FTP której przechwycenie daje nam możliwość bezproblemowego odczytania danych wykorzystanych podczas procesu logowania:</w:t>
+      </w:r>
+      <w:r>
+        <w:rPr>
+          <w:rFonts w:ascii="Arial" w:hAnsi="Arial" w:cs="Arial"/>
+          <w:sz w:val="28"/>
+          <w:szCs w:val="28"/>
+        </w:rPr>
+        <w:br/>
+      </w:r>
+      <w:r>
+        <w:rPr>
+          <w:rFonts w:ascii="Arial" w:hAnsi="Arial" w:cs="Arial"/>
           <w:b/>
           <w:bCs/>
           <w:sz w:val="32"/>
           <w:szCs w:val="32"/>
         </w:rPr>
+        <w:drawing>
+          <wp:inline distT="0" distB="0" distL="0" distR="0" wp14:anchorId="5B23BBDE" wp14:editId="711AEE41">
+            <wp:extent cx="5760720" cy="1913890"/>
+            <wp:effectExtent l="0" t="0" r="0" b="0"/>
+            <wp:docPr id="450393926" name="Obraz 1"/>
+            <wp:cNvGraphicFramePr>
+              <a:graphicFrameLocks xmlns:a="http://schemas.openxmlformats.org/drawingml/2006/main" noChangeAspect="1"/>
+            </wp:cNvGraphicFramePr>
+            <a:graphic xmlns:a="http://schemas.openxmlformats.org/drawingml/2006/main">
+              <a:graphicData uri="http://schemas.openxmlformats.org/drawingml/2006/picture">
+                <pic:pic xmlns:pic="http://schemas.openxmlformats.org/drawingml/2006/picture">
+                  <pic:nvPicPr>
+                    <pic:cNvPr id="450393926" name=""/>
+                    <pic:cNvPicPr/>
+                  </pic:nvPicPr>
+                  <pic:blipFill>
+                    <a:blip r:embed="rId7"/>
+                    <a:stretch>
+                      <a:fillRect/>
+                    </a:stretch>
+                  </pic:blipFill>
+                  <pic:spPr>
+                    <a:xfrm>
+                      <a:off x="0" y="0"/>
+                      <a:ext cx="5760720" cy="1913890"/>
+                    </a:xfrm>
+                    <a:prstGeom prst="rect">
+                      <a:avLst/>
+                    </a:prstGeom>
+                  </pic:spPr>
+                </pic:pic>
+              </a:graphicData>
+            </a:graphic>
+          </wp:inline>
+        </w:drawing>
+      </w:r>
+      <w:r>
+        <w:rPr>
+          <w:rFonts w:ascii="Arial" w:hAnsi="Arial" w:cs="Arial"/>
+          <w:sz w:val="28"/>
+          <w:szCs w:val="28"/>
+        </w:rPr>
+        <w:br/>
+      </w:r>
+    </w:p>
+    <w:p>
+      <w:pPr>
+        <w:rPr>
+          <w:rFonts w:ascii="Arial" w:hAnsi="Arial" w:cs="Arial"/>
+          <w:sz w:val="28"/>
+          <w:szCs w:val="28"/>
+        </w:rPr>
       </w:pPr>
+      <w:r>
+        <w:rPr>
+          <w:rFonts w:ascii="Arial" w:hAnsi="Arial" w:cs="Arial"/>
+          <w:sz w:val="28"/>
+          <w:szCs w:val="28"/>
+        </w:rPr>
+        <w:t>Z</w:t>
+      </w:r>
+      <w:r>
+        <w:rPr>
+          <w:rFonts w:ascii="Arial" w:hAnsi="Arial" w:cs="Arial"/>
+          <w:sz w:val="28"/>
+          <w:szCs w:val="28"/>
+        </w:rPr>
+        <w:t xml:space="preserve"> pakietów danych </w:t>
+      </w:r>
+      <w:r>
+        <w:rPr>
+          <w:rFonts w:ascii="Arial" w:hAnsi="Arial" w:cs="Arial"/>
+          <w:sz w:val="28"/>
+          <w:szCs w:val="28"/>
+        </w:rPr>
+        <w:t>typu http (</w:t>
+      </w:r>
+      <w:r>
+        <w:rPr>
+          <w:rFonts w:ascii="Arial" w:hAnsi="Arial" w:cs="Arial"/>
+          <w:b/>
+          <w:bCs/>
+          <w:sz w:val="28"/>
+          <w:szCs w:val="28"/>
+        </w:rPr>
+        <w:t>curl</w:t>
+      </w:r>
+      <w:r>
+        <w:rPr>
+          <w:rFonts w:ascii="Arial" w:hAnsi="Arial" w:cs="Arial"/>
+          <w:b/>
+          <w:bCs/>
+          <w:sz w:val="28"/>
+          <w:szCs w:val="28"/>
+        </w:rPr>
+        <w:t xml:space="preserve"> </w:t>
+      </w:r>
+      <w:r>
+        <w:rPr>
+          <w:rFonts w:ascii="Arial" w:hAnsi="Arial" w:cs="Arial"/>
+          <w:b/>
+          <w:bCs/>
+          <w:sz w:val="28"/>
+          <w:szCs w:val="28"/>
+        </w:rPr>
+        <w:t>http://192.168.100.10</w:t>
+      </w:r>
+      <w:r>
+        <w:rPr>
+          <w:rFonts w:ascii="Arial" w:hAnsi="Arial" w:cs="Arial"/>
+          <w:sz w:val="28"/>
+          <w:szCs w:val="28"/>
+        </w:rPr>
+        <w:t xml:space="preserve">) </w:t>
+      </w:r>
+      <w:r>
+        <w:rPr>
+          <w:rFonts w:ascii="Arial" w:hAnsi="Arial" w:cs="Arial"/>
+          <w:sz w:val="28"/>
+          <w:szCs w:val="28"/>
+        </w:rPr>
+        <w:t>możemy wyciągnąć kod źródłowy strony:</w:t>
+      </w:r>
+      <w:r>
+        <w:rPr>
+          <w:rFonts w:ascii="Arial" w:hAnsi="Arial" w:cs="Arial"/>
+          <w:sz w:val="28"/>
+          <w:szCs w:val="28"/>
+        </w:rPr>
+        <w:br/>
+      </w:r>
       <w:r>
         <w:rPr>
           <w:rFonts w:ascii="Arial" w:hAnsi="Arial" w:cs="Arial"/>
@@ -1011,7 +1397,974 @@
           <w:sz w:val="32"/>
           <w:szCs w:val="32"/>
         </w:rPr>
+        <w:drawing>
+          <wp:inline distT="0" distB="0" distL="0" distR="0" wp14:anchorId="67EC9EF7" wp14:editId="4BABC848">
+            <wp:extent cx="4480560" cy="2699597"/>
+            <wp:effectExtent l="0" t="0" r="0" b="5715"/>
+            <wp:docPr id="1659015006" name="Obraz 1"/>
+            <wp:cNvGraphicFramePr>
+              <a:graphicFrameLocks xmlns:a="http://schemas.openxmlformats.org/drawingml/2006/main" noChangeAspect="1"/>
+            </wp:cNvGraphicFramePr>
+            <a:graphic xmlns:a="http://schemas.openxmlformats.org/drawingml/2006/main">
+              <a:graphicData uri="http://schemas.openxmlformats.org/drawingml/2006/picture">
+                <pic:pic xmlns:pic="http://schemas.openxmlformats.org/drawingml/2006/picture">
+                  <pic:nvPicPr>
+                    <pic:cNvPr id="1659015006" name=""/>
+                    <pic:cNvPicPr/>
+                  </pic:nvPicPr>
+                  <pic:blipFill>
+                    <a:blip r:embed="rId8"/>
+                    <a:stretch>
+                      <a:fillRect/>
+                    </a:stretch>
+                  </pic:blipFill>
+                  <pic:spPr>
+                    <a:xfrm>
+                      <a:off x="0" y="0"/>
+                      <a:ext cx="4483501" cy="2701369"/>
+                    </a:xfrm>
+                    <a:prstGeom prst="rect">
+                      <a:avLst/>
+                    </a:prstGeom>
+                  </pic:spPr>
+                </pic:pic>
+              </a:graphicData>
+            </a:graphic>
+          </wp:inline>
+        </w:drawing>
+      </w:r>
+      <w:r>
+        <w:rPr>
+          <w:rFonts w:ascii="Arial" w:hAnsi="Arial" w:cs="Arial"/>
+          <w:sz w:val="28"/>
+          <w:szCs w:val="28"/>
+        </w:rPr>
+        <w:br/>
+      </w:r>
+      <w:r>
+        <w:rPr>
+          <w:rFonts w:ascii="Arial" w:hAnsi="Arial" w:cs="Arial"/>
+          <w:sz w:val="28"/>
+          <w:szCs w:val="28"/>
+        </w:rPr>
+        <w:br/>
+        <w:t xml:space="preserve">Przykład użycia PING na zewnętrzną domenę taką jak google.com. </w:t>
+      </w:r>
+      <w:r>
+        <w:rPr>
+          <w:rFonts w:ascii="Arial" w:hAnsi="Arial" w:cs="Arial"/>
+          <w:sz w:val="28"/>
+          <w:szCs w:val="28"/>
+        </w:rPr>
+        <w:t xml:space="preserve">Wykonujemy </w:t>
+      </w:r>
+      <w:r>
+        <w:rPr>
+          <w:rFonts w:ascii="Arial" w:hAnsi="Arial" w:cs="Arial"/>
+          <w:b/>
+          <w:bCs/>
+          <w:sz w:val="28"/>
+          <w:szCs w:val="28"/>
+        </w:rPr>
+        <w:t>ping google.com</w:t>
+      </w:r>
+      <w:r>
+        <w:rPr>
+          <w:rFonts w:ascii="Arial" w:hAnsi="Arial" w:cs="Arial"/>
+          <w:sz w:val="28"/>
+          <w:szCs w:val="28"/>
+        </w:rPr>
+        <w:t xml:space="preserve"> oraz </w:t>
+      </w:r>
+      <w:r>
+        <w:rPr>
+          <w:rFonts w:ascii="Arial" w:hAnsi="Arial" w:cs="Arial"/>
+          <w:b/>
+          <w:bCs/>
+          <w:sz w:val="28"/>
+          <w:szCs w:val="28"/>
+        </w:rPr>
+        <w:t>curl http://example.com</w:t>
+      </w:r>
+      <w:r>
+        <w:rPr>
+          <w:rFonts w:ascii="Arial" w:hAnsi="Arial" w:cs="Arial"/>
+          <w:sz w:val="28"/>
+          <w:szCs w:val="28"/>
+        </w:rPr>
+        <w:t>.</w:t>
+      </w:r>
+      <w:r>
+        <w:rPr>
+          <w:rFonts w:ascii="Arial" w:hAnsi="Arial" w:cs="Arial"/>
+          <w:sz w:val="28"/>
+          <w:szCs w:val="28"/>
+        </w:rPr>
+        <w:t xml:space="preserve">Ruch nie jest szyfrowany więc możemy przeanalizować </w:t>
+      </w:r>
+      <w:r>
+        <w:rPr>
+          <w:rFonts w:ascii="Arial" w:hAnsi="Arial" w:cs="Arial"/>
+          <w:sz w:val="28"/>
+          <w:szCs w:val="28"/>
+        </w:rPr>
+        <w:t>ścieżkę z węzłami pośredniczącymi</w:t>
+      </w:r>
+      <w:r>
+        <w:rPr>
+          <w:rFonts w:ascii="Arial" w:hAnsi="Arial" w:cs="Arial"/>
+          <w:sz w:val="28"/>
+          <w:szCs w:val="28"/>
+        </w:rPr>
+        <w:t>:</w:t>
+      </w:r>
+      <w:r>
+        <w:rPr>
+          <w:rFonts w:ascii="Arial" w:hAnsi="Arial" w:cs="Arial"/>
+          <w:sz w:val="28"/>
+          <w:szCs w:val="28"/>
+        </w:rPr>
+        <w:br/>
+      </w:r>
+      <w:r>
+        <w:rPr>
+          <w:rFonts w:ascii="Arial" w:hAnsi="Arial" w:cs="Arial"/>
+          <w:b/>
+          <w:bCs/>
+          <w:sz w:val="32"/>
+          <w:szCs w:val="32"/>
+        </w:rPr>
+        <w:drawing>
+          <wp:inline distT="0" distB="0" distL="0" distR="0" wp14:anchorId="03D7C38C" wp14:editId="05A18B92">
+            <wp:extent cx="5760720" cy="1365250"/>
+            <wp:effectExtent l="0" t="0" r="0" b="6350"/>
+            <wp:docPr id="1225455028" name="Obraz 1"/>
+            <wp:cNvGraphicFramePr>
+              <a:graphicFrameLocks xmlns:a="http://schemas.openxmlformats.org/drawingml/2006/main" noChangeAspect="1"/>
+            </wp:cNvGraphicFramePr>
+            <a:graphic xmlns:a="http://schemas.openxmlformats.org/drawingml/2006/main">
+              <a:graphicData uri="http://schemas.openxmlformats.org/drawingml/2006/picture">
+                <pic:pic xmlns:pic="http://schemas.openxmlformats.org/drawingml/2006/picture">
+                  <pic:nvPicPr>
+                    <pic:cNvPr id="1225455028" name=""/>
+                    <pic:cNvPicPr/>
+                  </pic:nvPicPr>
+                  <pic:blipFill>
+                    <a:blip r:embed="rId9"/>
+                    <a:stretch>
+                      <a:fillRect/>
+                    </a:stretch>
+                  </pic:blipFill>
+                  <pic:spPr>
+                    <a:xfrm>
+                      <a:off x="0" y="0"/>
+                      <a:ext cx="5760720" cy="1365250"/>
+                    </a:xfrm>
+                    <a:prstGeom prst="rect">
+                      <a:avLst/>
+                    </a:prstGeom>
+                  </pic:spPr>
+                </pic:pic>
+              </a:graphicData>
+            </a:graphic>
+          </wp:inline>
+        </w:drawing>
+      </w:r>
+      <w:r>
+        <w:rPr>
+          <w:rFonts w:ascii="Arial" w:hAnsi="Arial" w:cs="Arial"/>
+          <w:sz w:val="28"/>
+          <w:szCs w:val="28"/>
+        </w:rPr>
+        <w:lastRenderedPageBreak/>
+        <w:t xml:space="preserve">Kolejnym testem będzie skomunikowanie się z siecią rozległą za pomocą HTTPS z komendą </w:t>
+      </w:r>
+      <w:r>
+        <w:rPr>
+          <w:rFonts w:ascii="Arial" w:hAnsi="Arial" w:cs="Arial"/>
+          <w:b/>
+          <w:bCs/>
+          <w:sz w:val="28"/>
+          <w:szCs w:val="28"/>
+        </w:rPr>
+        <w:t>curl https://google.com</w:t>
+      </w:r>
+      <w:r>
+        <w:rPr>
+          <w:rFonts w:ascii="Arial" w:hAnsi="Arial" w:cs="Arial"/>
+          <w:sz w:val="28"/>
+          <w:szCs w:val="28"/>
+        </w:rPr>
+        <w:t>. W Wireshark widzimy etapy połączenia wchodzące w skład Handshaku. Nie możemy podejrzeć tutaj przesyłanego tekstu:</w:t>
+      </w:r>
+    </w:p>
+    <w:p>
+      <w:pPr>
+        <w:rPr>
+          <w:rFonts w:ascii="Arial" w:hAnsi="Arial" w:cs="Arial"/>
+          <w:sz w:val="28"/>
+          <w:szCs w:val="28"/>
+        </w:rPr>
+      </w:pPr>
+      <w:r>
+        <w:rPr>
+          <w:rFonts w:ascii="Arial" w:hAnsi="Arial" w:cs="Arial"/>
+          <w:b/>
+          <w:bCs/>
+          <w:sz w:val="32"/>
+          <w:szCs w:val="32"/>
+        </w:rPr>
+        <w:drawing>
+          <wp:inline distT="0" distB="0" distL="0" distR="0" wp14:anchorId="73ACB282" wp14:editId="5B3D2E1E">
+            <wp:extent cx="4896485" cy="1865328"/>
+            <wp:effectExtent l="0" t="0" r="0" b="1905"/>
+            <wp:docPr id="245762939" name="Obraz 1"/>
+            <wp:cNvGraphicFramePr>
+              <a:graphicFrameLocks xmlns:a="http://schemas.openxmlformats.org/drawingml/2006/main" noChangeAspect="1"/>
+            </wp:cNvGraphicFramePr>
+            <a:graphic xmlns:a="http://schemas.openxmlformats.org/drawingml/2006/main">
+              <a:graphicData uri="http://schemas.openxmlformats.org/drawingml/2006/picture">
+                <pic:pic xmlns:pic="http://schemas.openxmlformats.org/drawingml/2006/picture">
+                  <pic:nvPicPr>
+                    <pic:cNvPr id="245762939" name=""/>
+                    <pic:cNvPicPr/>
+                  </pic:nvPicPr>
+                  <pic:blipFill>
+                    <a:blip r:embed="rId10"/>
+                    <a:stretch>
+                      <a:fillRect/>
+                    </a:stretch>
+                  </pic:blipFill>
+                  <pic:spPr>
+                    <a:xfrm>
+                      <a:off x="0" y="0"/>
+                      <a:ext cx="4907459" cy="1869509"/>
+                    </a:xfrm>
+                    <a:prstGeom prst="rect">
+                      <a:avLst/>
+                    </a:prstGeom>
+                  </pic:spPr>
+                </pic:pic>
+              </a:graphicData>
+            </a:graphic>
+          </wp:inline>
+        </w:drawing>
+      </w:r>
+      <w:r>
+        <w:rPr>
+          <w:rFonts w:ascii="Arial" w:hAnsi="Arial" w:cs="Arial"/>
+          <w:b/>
+          <w:bCs/>
+          <w:sz w:val="32"/>
+          <w:szCs w:val="32"/>
+        </w:rPr>
+        <w:br/>
+      </w:r>
+    </w:p>
+    <w:p>
+      <w:pPr>
+        <w:rPr>
+          <w:rFonts w:ascii="Arial" w:hAnsi="Arial" w:cs="Arial"/>
+          <w:sz w:val="28"/>
+          <w:szCs w:val="28"/>
+        </w:rPr>
+      </w:pPr>
+      <w:r>
+        <w:rPr>
+          <w:rFonts w:ascii="Arial" w:hAnsi="Arial" w:cs="Arial"/>
+          <w:sz w:val="28"/>
+          <w:szCs w:val="28"/>
+        </w:rPr>
+        <w:t xml:space="preserve">Celem kolejnego zadania jest zmodyfikowanie zapytania FTP tak aby odbywało się ono w sposób zaszyfrowany. </w:t>
+      </w:r>
+      <w:r>
+        <w:rPr>
+          <w:rFonts w:ascii="Arial" w:hAnsi="Arial" w:cs="Arial"/>
+          <w:sz w:val="28"/>
+          <w:szCs w:val="28"/>
+        </w:rPr>
+        <w:t xml:space="preserve">Na </w:t>
+      </w:r>
+      <w:r>
+        <w:rPr>
+          <w:rFonts w:ascii="Arial" w:hAnsi="Arial" w:cs="Arial"/>
+          <w:sz w:val="28"/>
+          <w:szCs w:val="28"/>
+        </w:rPr>
+        <w:t>maszynie Serwer1</w:t>
+      </w:r>
+      <w:r>
+        <w:rPr>
+          <w:rFonts w:ascii="Arial" w:hAnsi="Arial" w:cs="Arial"/>
+          <w:sz w:val="28"/>
+          <w:szCs w:val="28"/>
+        </w:rPr>
+        <w:t xml:space="preserve"> w</w:t>
+      </w:r>
+      <w:r>
+        <w:rPr>
+          <w:rFonts w:ascii="Arial" w:hAnsi="Arial" w:cs="Arial"/>
+          <w:sz w:val="28"/>
+          <w:szCs w:val="28"/>
+        </w:rPr>
+        <w:t xml:space="preserve"> pliku konfiguracyj</w:t>
+      </w:r>
+      <w:r>
+        <w:rPr>
+          <w:rFonts w:ascii="Arial" w:hAnsi="Arial" w:cs="Arial"/>
+          <w:sz w:val="28"/>
+          <w:szCs w:val="28"/>
+        </w:rPr>
+        <w:t>nym</w:t>
+      </w:r>
+      <w:r>
+        <w:rPr>
+          <w:rFonts w:ascii="Arial" w:hAnsi="Arial" w:cs="Arial"/>
+          <w:sz w:val="28"/>
+          <w:szCs w:val="28"/>
+        </w:rPr>
+        <w:t xml:space="preserve"> FT</w:t>
+      </w:r>
+      <w:r>
+        <w:rPr>
+          <w:rFonts w:ascii="Arial" w:hAnsi="Arial" w:cs="Arial"/>
+          <w:sz w:val="28"/>
+          <w:szCs w:val="28"/>
+        </w:rPr>
+        <w:t>P</w:t>
+      </w:r>
+      <w:r>
+        <w:rPr>
+          <w:rFonts w:ascii="Arial" w:hAnsi="Arial" w:cs="Arial"/>
+          <w:sz w:val="28"/>
+          <w:szCs w:val="28"/>
+        </w:rPr>
+        <w:t xml:space="preserve"> dopisujemy:</w:t>
+      </w:r>
+      <w:r>
+        <w:rPr>
+          <w:rFonts w:ascii="Arial" w:hAnsi="Arial" w:cs="Arial"/>
+          <w:sz w:val="28"/>
+          <w:szCs w:val="28"/>
+        </w:rPr>
+        <w:br/>
+      </w:r>
+      <w:r>
+        <w:rPr>
+          <w:rFonts w:ascii="Arial" w:hAnsi="Arial" w:cs="Arial"/>
+          <w:b/>
+          <w:bCs/>
+          <w:sz w:val="32"/>
+          <w:szCs w:val="32"/>
+        </w:rPr>
+        <w:drawing>
+          <wp:inline distT="0" distB="0" distL="0" distR="0" wp14:anchorId="745699D2" wp14:editId="3957F4D7">
+            <wp:extent cx="4667901" cy="1543265"/>
+            <wp:effectExtent l="0" t="0" r="0" b="0"/>
+            <wp:docPr id="739588621" name="Obraz 1"/>
+            <wp:cNvGraphicFramePr>
+              <a:graphicFrameLocks xmlns:a="http://schemas.openxmlformats.org/drawingml/2006/main" noChangeAspect="1"/>
+            </wp:cNvGraphicFramePr>
+            <a:graphic xmlns:a="http://schemas.openxmlformats.org/drawingml/2006/main">
+              <a:graphicData uri="http://schemas.openxmlformats.org/drawingml/2006/picture">
+                <pic:pic xmlns:pic="http://schemas.openxmlformats.org/drawingml/2006/picture">
+                  <pic:nvPicPr>
+                    <pic:cNvPr id="739588621" name=""/>
+                    <pic:cNvPicPr/>
+                  </pic:nvPicPr>
+                  <pic:blipFill>
+                    <a:blip r:embed="rId11"/>
+                    <a:stretch>
+                      <a:fillRect/>
+                    </a:stretch>
+                  </pic:blipFill>
+                  <pic:spPr>
+                    <a:xfrm>
+                      <a:off x="0" y="0"/>
+                      <a:ext cx="4667901" cy="1543265"/>
+                    </a:xfrm>
+                    <a:prstGeom prst="rect">
+                      <a:avLst/>
+                    </a:prstGeom>
+                  </pic:spPr>
+                </pic:pic>
+              </a:graphicData>
+            </a:graphic>
+          </wp:inline>
+        </w:drawing>
+      </w:r>
+      <w:r>
+        <w:rPr>
+          <w:rFonts w:ascii="Arial" w:hAnsi="Arial" w:cs="Arial"/>
+          <w:sz w:val="28"/>
+          <w:szCs w:val="28"/>
+        </w:rPr>
+        <w:br/>
+        <w:t xml:space="preserve">Zapisujemy zmiany i restartujemy usługę </w:t>
+      </w:r>
+      <w:r>
+        <w:rPr>
+          <w:rFonts w:ascii="Arial" w:hAnsi="Arial" w:cs="Arial"/>
+          <w:sz w:val="28"/>
+          <w:szCs w:val="28"/>
+        </w:rPr>
+        <w:t>przy pomocy</w:t>
+      </w:r>
+      <w:r>
+        <w:rPr>
+          <w:rFonts w:ascii="Arial" w:hAnsi="Arial" w:cs="Arial"/>
+          <w:sz w:val="28"/>
+          <w:szCs w:val="28"/>
+        </w:rPr>
+        <w:t xml:space="preserve"> </w:t>
+      </w:r>
+      <w:r>
+        <w:rPr>
+          <w:rFonts w:ascii="Arial" w:hAnsi="Arial" w:cs="Arial"/>
+          <w:b/>
+          <w:bCs/>
+          <w:sz w:val="28"/>
+          <w:szCs w:val="28"/>
+        </w:rPr>
+        <w:t>systemctl restart vsftpfd</w:t>
+      </w:r>
+      <w:r>
+        <w:rPr>
+          <w:rFonts w:ascii="Arial" w:hAnsi="Arial" w:cs="Arial"/>
+          <w:b/>
+          <w:bCs/>
+          <w:sz w:val="28"/>
+          <w:szCs w:val="28"/>
+        </w:rPr>
+        <w:t>.</w:t>
+      </w:r>
+      <w:r>
+        <w:rPr>
+          <w:rFonts w:ascii="Arial" w:hAnsi="Arial" w:cs="Arial"/>
+          <w:b/>
+          <w:bCs/>
+          <w:sz w:val="28"/>
+          <w:szCs w:val="28"/>
+        </w:rPr>
+        <w:t xml:space="preserve"> </w:t>
+      </w:r>
+      <w:r>
+        <w:rPr>
+          <w:rFonts w:ascii="Arial" w:hAnsi="Arial" w:cs="Arial"/>
+          <w:sz w:val="28"/>
+          <w:szCs w:val="28"/>
+        </w:rPr>
+        <w:t>Podczas próby łączenia serwer poprawnie wymusił szyfrowanie i odrzucił standardową próbę logowania:</w:t>
+      </w:r>
+      <w:r>
+        <w:rPr>
+          <w:rFonts w:ascii="Arial" w:hAnsi="Arial" w:cs="Arial"/>
+          <w:b/>
+          <w:bCs/>
+          <w:sz w:val="28"/>
+          <w:szCs w:val="28"/>
+        </w:rPr>
+        <w:br/>
+      </w:r>
+      <w:r>
+        <w:rPr>
+          <w:rFonts w:ascii="Arial" w:hAnsi="Arial" w:cs="Arial"/>
+          <w:b/>
+          <w:bCs/>
+          <w:sz w:val="32"/>
+          <w:szCs w:val="32"/>
+        </w:rPr>
+        <w:drawing>
+          <wp:inline distT="0" distB="0" distL="0" distR="0" wp14:anchorId="71C774C4" wp14:editId="0BD78701">
+            <wp:extent cx="4896533" cy="1343212"/>
+            <wp:effectExtent l="0" t="0" r="0" b="9525"/>
+            <wp:docPr id="1842330330" name="Obraz 1"/>
+            <wp:cNvGraphicFramePr>
+              <a:graphicFrameLocks xmlns:a="http://schemas.openxmlformats.org/drawingml/2006/main" noChangeAspect="1"/>
+            </wp:cNvGraphicFramePr>
+            <a:graphic xmlns:a="http://schemas.openxmlformats.org/drawingml/2006/main">
+              <a:graphicData uri="http://schemas.openxmlformats.org/drawingml/2006/picture">
+                <pic:pic xmlns:pic="http://schemas.openxmlformats.org/drawingml/2006/picture">
+                  <pic:nvPicPr>
+                    <pic:cNvPr id="1842330330" name=""/>
+                    <pic:cNvPicPr/>
+                  </pic:nvPicPr>
+                  <pic:blipFill>
+                    <a:blip r:embed="rId12"/>
+                    <a:stretch>
+                      <a:fillRect/>
+                    </a:stretch>
+                  </pic:blipFill>
+                  <pic:spPr>
+                    <a:xfrm>
+                      <a:off x="0" y="0"/>
+                      <a:ext cx="4896533" cy="1343212"/>
+                    </a:xfrm>
+                    <a:prstGeom prst="rect">
+                      <a:avLst/>
+                    </a:prstGeom>
+                  </pic:spPr>
+                </pic:pic>
+              </a:graphicData>
+            </a:graphic>
+          </wp:inline>
+        </w:drawing>
+      </w:r>
+      <w:r>
+        <w:rPr>
+          <w:rFonts w:ascii="Arial" w:hAnsi="Arial" w:cs="Arial"/>
+          <w:sz w:val="28"/>
+          <w:szCs w:val="28"/>
+        </w:rPr>
+        <w:br/>
+        <w:t>Wireshark:</w:t>
+      </w:r>
+      <w:r>
+        <w:rPr>
+          <w:rFonts w:ascii="Arial" w:hAnsi="Arial" w:cs="Arial"/>
+          <w:b/>
+          <w:bCs/>
+          <w:sz w:val="28"/>
+          <w:szCs w:val="28"/>
+        </w:rPr>
+        <w:br/>
+      </w:r>
+      <w:r>
+        <w:rPr>
+          <w:rFonts w:ascii="Arial" w:hAnsi="Arial" w:cs="Arial"/>
+          <w:b/>
+          <w:bCs/>
+          <w:sz w:val="32"/>
+          <w:szCs w:val="32"/>
+        </w:rPr>
+        <w:drawing>
+          <wp:inline distT="0" distB="0" distL="0" distR="0" wp14:anchorId="2361759F" wp14:editId="30326D46">
+            <wp:extent cx="5760720" cy="630555"/>
+            <wp:effectExtent l="0" t="0" r="0" b="0"/>
+            <wp:docPr id="1778053058" name="Obraz 1"/>
+            <wp:cNvGraphicFramePr>
+              <a:graphicFrameLocks xmlns:a="http://schemas.openxmlformats.org/drawingml/2006/main" noChangeAspect="1"/>
+            </wp:cNvGraphicFramePr>
+            <a:graphic xmlns:a="http://schemas.openxmlformats.org/drawingml/2006/main">
+              <a:graphicData uri="http://schemas.openxmlformats.org/drawingml/2006/picture">
+                <pic:pic xmlns:pic="http://schemas.openxmlformats.org/drawingml/2006/picture">
+                  <pic:nvPicPr>
+                    <pic:cNvPr id="1778053058" name=""/>
+                    <pic:cNvPicPr/>
+                  </pic:nvPicPr>
+                  <pic:blipFill>
+                    <a:blip r:embed="rId13"/>
+                    <a:stretch>
+                      <a:fillRect/>
+                    </a:stretch>
+                  </pic:blipFill>
+                  <pic:spPr>
+                    <a:xfrm>
+                      <a:off x="0" y="0"/>
+                      <a:ext cx="5760720" cy="630555"/>
+                    </a:xfrm>
+                    <a:prstGeom prst="rect">
+                      <a:avLst/>
+                    </a:prstGeom>
+                  </pic:spPr>
+                </pic:pic>
+              </a:graphicData>
+            </a:graphic>
+          </wp:inline>
+        </w:drawing>
+      </w:r>
+      <w:r>
+        <w:rPr>
+          <w:rFonts w:ascii="Arial" w:hAnsi="Arial" w:cs="Arial"/>
+          <w:sz w:val="28"/>
+          <w:szCs w:val="28"/>
+        </w:rPr>
+        <w:br/>
+      </w:r>
+      <w:r>
+        <w:rPr>
+          <w:rFonts w:ascii="Arial" w:hAnsi="Arial" w:cs="Arial"/>
+          <w:sz w:val="28"/>
+          <w:szCs w:val="28"/>
+        </w:rPr>
+        <w:br/>
+      </w:r>
+      <w:r>
+        <w:rPr>
+          <w:rFonts w:ascii="Arial" w:hAnsi="Arial" w:cs="Arial"/>
+          <w:sz w:val="28"/>
+          <w:szCs w:val="28"/>
+        </w:rPr>
+        <w:lastRenderedPageBreak/>
+        <w:t>Ostatnim zadaniem jest zabezpieczenie usługi serwera WWW na maszynie Serwer1 poprzez wdrożenie HTTPS. W tym celu generujemy samopodpisany certyfikat za pomocą narzędzia openSSL:</w:t>
+      </w:r>
+      <w:r>
+        <w:rPr>
+          <w:rFonts w:ascii="Arial" w:hAnsi="Arial" w:cs="Arial"/>
+          <w:sz w:val="28"/>
+          <w:szCs w:val="28"/>
+        </w:rPr>
+        <w:br/>
+      </w:r>
+      <w:r>
+        <w:rPr>
+          <w:rFonts w:ascii="Arial" w:hAnsi="Arial" w:cs="Arial"/>
+          <w:b/>
+          <w:bCs/>
+          <w:sz w:val="32"/>
+          <w:szCs w:val="32"/>
+        </w:rPr>
+        <w:drawing>
+          <wp:inline distT="0" distB="0" distL="0" distR="0" wp14:anchorId="68459106" wp14:editId="6CB6885D">
+            <wp:extent cx="5760720" cy="2456180"/>
+            <wp:effectExtent l="0" t="0" r="0" b="1270"/>
+            <wp:docPr id="826238690" name="Obraz 1"/>
+            <wp:cNvGraphicFramePr>
+              <a:graphicFrameLocks xmlns:a="http://schemas.openxmlformats.org/drawingml/2006/main" noChangeAspect="1"/>
+            </wp:cNvGraphicFramePr>
+            <a:graphic xmlns:a="http://schemas.openxmlformats.org/drawingml/2006/main">
+              <a:graphicData uri="http://schemas.openxmlformats.org/drawingml/2006/picture">
+                <pic:pic xmlns:pic="http://schemas.openxmlformats.org/drawingml/2006/picture">
+                  <pic:nvPicPr>
+                    <pic:cNvPr id="826238690" name=""/>
+                    <pic:cNvPicPr/>
+                  </pic:nvPicPr>
+                  <pic:blipFill>
+                    <a:blip r:embed="rId14"/>
+                    <a:stretch>
+                      <a:fillRect/>
+                    </a:stretch>
+                  </pic:blipFill>
+                  <pic:spPr>
+                    <a:xfrm>
+                      <a:off x="0" y="0"/>
+                      <a:ext cx="5760720" cy="2456180"/>
+                    </a:xfrm>
+                    <a:prstGeom prst="rect">
+                      <a:avLst/>
+                    </a:prstGeom>
+                  </pic:spPr>
+                </pic:pic>
+              </a:graphicData>
+            </a:graphic>
+          </wp:inline>
+        </w:drawing>
+      </w:r>
+      <w:r>
+        <w:rPr>
+          <w:rFonts w:ascii="Arial" w:hAnsi="Arial" w:cs="Arial"/>
+          <w:sz w:val="28"/>
+          <w:szCs w:val="28"/>
+        </w:rPr>
+        <w:br/>
+        <w:t>Następnie aktywujemy obsługę SSL w Apache:</w:t>
+      </w:r>
+      <w:r>
+        <w:rPr>
+          <w:rFonts w:ascii="Arial" w:hAnsi="Arial" w:cs="Arial"/>
+          <w:sz w:val="28"/>
+          <w:szCs w:val="28"/>
+        </w:rPr>
+        <w:br/>
+      </w:r>
+      <w:r>
+        <w:rPr>
+          <w:rFonts w:ascii="Arial" w:hAnsi="Arial" w:cs="Arial"/>
+          <w:b/>
+          <w:bCs/>
+          <w:sz w:val="32"/>
+          <w:szCs w:val="32"/>
+        </w:rPr>
+        <w:drawing>
+          <wp:inline distT="0" distB="0" distL="0" distR="0" wp14:anchorId="7E159B26" wp14:editId="1DEE079A">
+            <wp:extent cx="4496427" cy="2019582"/>
+            <wp:effectExtent l="0" t="0" r="0" b="0"/>
+            <wp:docPr id="1327280314" name="Obraz 1"/>
+            <wp:cNvGraphicFramePr>
+              <a:graphicFrameLocks xmlns:a="http://schemas.openxmlformats.org/drawingml/2006/main" noChangeAspect="1"/>
+            </wp:cNvGraphicFramePr>
+            <a:graphic xmlns:a="http://schemas.openxmlformats.org/drawingml/2006/main">
+              <a:graphicData uri="http://schemas.openxmlformats.org/drawingml/2006/picture">
+                <pic:pic xmlns:pic="http://schemas.openxmlformats.org/drawingml/2006/picture">
+                  <pic:nvPicPr>
+                    <pic:cNvPr id="1327280314" name=""/>
+                    <pic:cNvPicPr/>
+                  </pic:nvPicPr>
+                  <pic:blipFill>
+                    <a:blip r:embed="rId15"/>
+                    <a:stretch>
+                      <a:fillRect/>
+                    </a:stretch>
+                  </pic:blipFill>
+                  <pic:spPr>
+                    <a:xfrm>
+                      <a:off x="0" y="0"/>
+                      <a:ext cx="4496427" cy="2019582"/>
+                    </a:xfrm>
+                    <a:prstGeom prst="rect">
+                      <a:avLst/>
+                    </a:prstGeom>
+                  </pic:spPr>
+                </pic:pic>
+              </a:graphicData>
+            </a:graphic>
+          </wp:inline>
+        </w:drawing>
+      </w:r>
+    </w:p>
+    <w:p>
+      <w:pPr>
+        <w:rPr>
+          <w:rFonts w:ascii="Arial" w:hAnsi="Arial" w:cs="Arial"/>
+          <w:sz w:val="28"/>
+          <w:szCs w:val="28"/>
+        </w:rPr>
+      </w:pPr>
+      <w:r>
+        <w:rPr>
+          <w:rFonts w:ascii="Arial" w:hAnsi="Arial" w:cs="Arial"/>
+          <w:sz w:val="28"/>
+          <w:szCs w:val="28"/>
+        </w:rPr>
+        <w:t>A na koniec testujemy połączenie z poziomu Klient1:</w:t>
+      </w:r>
+      <w:r>
+        <w:rPr>
+          <w:rFonts w:ascii="Arial" w:hAnsi="Arial" w:cs="Arial"/>
+          <w:sz w:val="28"/>
+          <w:szCs w:val="28"/>
+        </w:rPr>
+        <w:drawing>
+          <wp:inline distT="0" distB="0" distL="0" distR="0" wp14:anchorId="2A1871CE" wp14:editId="51527724">
+            <wp:extent cx="5299544" cy="1900873"/>
+            <wp:effectExtent l="0" t="0" r="0" b="4445"/>
+            <wp:docPr id="1386804857" name="Obraz 1"/>
+            <wp:cNvGraphicFramePr>
+              <a:graphicFrameLocks xmlns:a="http://schemas.openxmlformats.org/drawingml/2006/main" noChangeAspect="1"/>
+            </wp:cNvGraphicFramePr>
+            <a:graphic xmlns:a="http://schemas.openxmlformats.org/drawingml/2006/main">
+              <a:graphicData uri="http://schemas.openxmlformats.org/drawingml/2006/picture">
+                <pic:pic xmlns:pic="http://schemas.openxmlformats.org/drawingml/2006/picture">
+                  <pic:nvPicPr>
+                    <pic:cNvPr id="1386804857" name=""/>
+                    <pic:cNvPicPr/>
+                  </pic:nvPicPr>
+                  <pic:blipFill>
+                    <a:blip r:embed="rId16"/>
+                    <a:stretch>
+                      <a:fillRect/>
+                    </a:stretch>
+                  </pic:blipFill>
+                  <pic:spPr>
+                    <a:xfrm>
+                      <a:off x="0" y="0"/>
+                      <a:ext cx="5307625" cy="1903771"/>
+                    </a:xfrm>
+                    <a:prstGeom prst="rect">
+                      <a:avLst/>
+                    </a:prstGeom>
+                  </pic:spPr>
+                </pic:pic>
+              </a:graphicData>
+            </a:graphic>
+          </wp:inline>
+        </w:drawing>
+      </w:r>
+      <w:r>
+        <w:rPr>
+          <w:rFonts w:ascii="Arial" w:hAnsi="Arial" w:cs="Arial"/>
+          <w:sz w:val="28"/>
+          <w:szCs w:val="28"/>
+        </w:rPr>
+        <w:br/>
+      </w:r>
+    </w:p>
+    <w:p>
+      <w:pPr>
+        <w:rPr>
+          <w:rFonts w:ascii="Arial" w:hAnsi="Arial" w:cs="Arial"/>
+          <w:sz w:val="28"/>
+          <w:szCs w:val="28"/>
+        </w:rPr>
+      </w:pPr>
+    </w:p>
+    <w:p>
+      <w:pPr>
+        <w:rPr>
+          <w:rFonts w:ascii="Arial" w:hAnsi="Arial" w:cs="Arial"/>
+          <w:sz w:val="28"/>
+          <w:szCs w:val="28"/>
+        </w:rPr>
+      </w:pPr>
+    </w:p>
+    <w:p>
+      <w:pPr>
+        <w:rPr>
+          <w:rFonts w:ascii="Arial" w:hAnsi="Arial" w:cs="Arial"/>
+          <w:b/>
+          <w:bCs/>
+          <w:sz w:val="32"/>
+          <w:szCs w:val="32"/>
+        </w:rPr>
+      </w:pPr>
+      <w:r>
+        <w:rPr>
+          <w:rFonts w:ascii="Arial" w:hAnsi="Arial" w:cs="Arial"/>
+          <w:sz w:val="28"/>
+          <w:szCs w:val="28"/>
+        </w:rPr>
+        <w:lastRenderedPageBreak/>
+        <w:t>W Wireshark możemy zaobserwować uzgodnienie połączenia TCP, fazę Handshake oraz transmisję poufnych danych (Application Data)</w:t>
+      </w:r>
+      <w:r>
+        <w:rPr>
+          <w:rFonts w:ascii="Arial" w:hAnsi="Arial" w:cs="Arial"/>
+          <w:sz w:val="28"/>
+          <w:szCs w:val="28"/>
+        </w:rPr>
+        <w:t>:</w:t>
+      </w:r>
+      <w:r>
+        <w:rPr>
+          <w:rFonts w:ascii="Arial" w:hAnsi="Arial" w:cs="Arial"/>
+          <w:sz w:val="28"/>
+          <w:szCs w:val="28"/>
+        </w:rPr>
+        <w:br/>
+      </w:r>
+      <w:r>
+        <w:rPr>
+          <w:rFonts w:ascii="Arial" w:hAnsi="Arial" w:cs="Arial"/>
+          <w:b/>
+          <w:bCs/>
+          <w:sz w:val="32"/>
+          <w:szCs w:val="32"/>
+        </w:rPr>
+        <w:drawing>
+          <wp:inline distT="0" distB="0" distL="0" distR="0" wp14:anchorId="14126FF4" wp14:editId="6E4922BF">
+            <wp:extent cx="5760720" cy="3302000"/>
+            <wp:effectExtent l="0" t="0" r="0" b="0"/>
+            <wp:docPr id="376523876" name="Obraz 1"/>
+            <wp:cNvGraphicFramePr>
+              <a:graphicFrameLocks xmlns:a="http://schemas.openxmlformats.org/drawingml/2006/main" noChangeAspect="1"/>
+            </wp:cNvGraphicFramePr>
+            <a:graphic xmlns:a="http://schemas.openxmlformats.org/drawingml/2006/main">
+              <a:graphicData uri="http://schemas.openxmlformats.org/drawingml/2006/picture">
+                <pic:pic xmlns:pic="http://schemas.openxmlformats.org/drawingml/2006/picture">
+                  <pic:nvPicPr>
+                    <pic:cNvPr id="376523876" name=""/>
+                    <pic:cNvPicPr/>
+                  </pic:nvPicPr>
+                  <pic:blipFill>
+                    <a:blip r:embed="rId17"/>
+                    <a:stretch>
+                      <a:fillRect/>
+                    </a:stretch>
+                  </pic:blipFill>
+                  <pic:spPr>
+                    <a:xfrm>
+                      <a:off x="0" y="0"/>
+                      <a:ext cx="5760720" cy="3302000"/>
+                    </a:xfrm>
+                    <a:prstGeom prst="rect">
+                      <a:avLst/>
+                    </a:prstGeom>
+                  </pic:spPr>
+                </pic:pic>
+              </a:graphicData>
+            </a:graphic>
+          </wp:inline>
+        </w:drawing>
+      </w:r>
+      <w:r>
+        <w:rPr>
+          <w:rFonts w:ascii="Arial" w:hAnsi="Arial" w:cs="Arial"/>
+          <w:b/>
+          <w:bCs/>
+          <w:sz w:val="32"/>
+          <w:szCs w:val="32"/>
+        </w:rPr>
+        <w:br/>
+      </w:r>
+    </w:p>
+    <w:p>
+      <w:pPr>
+        <w:rPr>
+          <w:rFonts w:ascii="Arial" w:hAnsi="Arial" w:cs="Arial"/>
+          <w:b/>
+          <w:bCs/>
+          <w:sz w:val="28"/>
+          <w:szCs w:val="28"/>
+        </w:rPr>
+      </w:pPr>
+      <w:r>
+        <w:rPr>
+          <w:rFonts w:ascii="Arial" w:hAnsi="Arial" w:cs="Arial"/>
+          <w:b/>
+          <w:bCs/>
+          <w:sz w:val="32"/>
+          <w:szCs w:val="32"/>
+        </w:rPr>
         <w:t>Podsumowanie</w:t>
+      </w:r>
+    </w:p>
+    <w:p>
+      <w:pPr>
+        <w:rPr>
+          <w:rFonts w:ascii="Arial" w:hAnsi="Arial" w:cs="Arial"/>
+          <w:sz w:val="28"/>
+          <w:szCs w:val="28"/>
+        </w:rPr>
+      </w:pPr>
+      <w:r>
+        <w:rPr>
+          <w:rFonts w:ascii="Arial" w:hAnsi="Arial" w:cs="Arial"/>
+          <w:sz w:val="28"/>
+          <w:szCs w:val="28"/>
+        </w:rPr>
+        <w:t>Laboratorium pozwoliło na praktyczne zaznajomienie się z metodami analizy i monitorowania ruchu sieciowego w kontrolowanym środowisku.</w:t>
+      </w:r>
+    </w:p>
+    <w:p>
+      <w:pPr>
+        <w:rPr>
+          <w:rFonts w:ascii="Arial" w:hAnsi="Arial" w:cs="Arial"/>
+          <w:sz w:val="28"/>
+          <w:szCs w:val="28"/>
+        </w:rPr>
+      </w:pPr>
+      <w:r>
+        <w:rPr>
+          <w:rFonts w:ascii="Arial" w:hAnsi="Arial" w:cs="Arial"/>
+          <w:sz w:val="28"/>
+          <w:szCs w:val="28"/>
+        </w:rPr>
+        <w:t>W zrealizowanych zadań z użyciem programu Wireshark udało się przeanalizować protokoły sieciowe takie jak ICMP, HTTP, HTTPS, FPT. Wykazano, że standardowe, nieszyfrowane protokoły stwarzają wysokie ryzyko i mogą prowadzić do kompromitacji poufnych danych.</w:t>
+      </w:r>
+    </w:p>
+    <w:p>
+      <w:pPr>
+        <w:rPr>
+          <w:rFonts w:ascii="Arial" w:hAnsi="Arial" w:cs="Arial"/>
+          <w:sz w:val="28"/>
+          <w:szCs w:val="28"/>
+        </w:rPr>
+      </w:pPr>
+      <w:r>
+        <w:rPr>
+          <w:rFonts w:ascii="Arial" w:hAnsi="Arial" w:cs="Arial"/>
+          <w:sz w:val="28"/>
+          <w:szCs w:val="28"/>
+        </w:rPr>
+        <w:t xml:space="preserve">Ćwiczenia </w:t>
+      </w:r>
+      <w:r>
+        <w:rPr>
+          <w:rFonts w:ascii="Arial" w:hAnsi="Arial" w:cs="Arial"/>
+          <w:sz w:val="28"/>
+          <w:szCs w:val="28"/>
+        </w:rPr>
+        <w:t>udowodniły, że stosowanie mechanizmów szyfrujących jest podstawą nowoczesnych sieci komputerowych.</w:t>
       </w:r>
     </w:p>
     <w:p>
@@ -1948,6 +3301,29 @@
       <w:spacing w:val="5"/>
     </w:rPr>
   </w:style>
+  <w:style w:type="character" w:styleId="Hipercze">
+    <w:name w:val="Hyperlink"/>
+    <w:basedOn w:val="Domylnaczcionkaakapitu"/>
+    <w:uiPriority w:val="99"/>
+    <w:unhideWhenUsed/>
+    <w:rsid w:val="009B489F"/>
+    <w:rPr>
+      <w:color w:val="467886" w:themeColor="hyperlink"/>
+      <w:u w:val="single"/>
+    </w:rPr>
+  </w:style>
+  <w:style w:type="character" w:styleId="Nierozpoznanawzmianka">
+    <w:name w:val="Unresolved Mention"/>
+    <w:basedOn w:val="Domylnaczcionkaakapitu"/>
+    <w:uiPriority w:val="99"/>
+    <w:semiHidden/>
+    <w:unhideWhenUsed/>
+    <w:rsid w:val="009B489F"/>
+    <w:rPr>
+      <w:color w:val="605E5C"/>
+      <w:shd w:val="clear" w:color="auto" w:fill="E1DFDD"/>
+    </w:rPr>
+  </w:style>
 </w:styles>
 </file>
 
